--- a/EMENTA/Ementa_Fundamentos-de-Politicas-Publicas_2026.2.docx
+++ b/EMENTA/Ementa_Fundamentos-de-Politicas-Publicas_2026.2.docx
@@ -2,6 +2,41 @@
 <file path=word/document.xml><?xml version="1.0" encoding="utf-8"?>
 <w:document xmlns:wpc="http://schemas.microsoft.com/office/word/2010/wordprocessingCanvas" xmlns:cx="http://schemas.microsoft.com/office/drawing/2014/chartex" xmlns:cx1="http://schemas.microsoft.com/office/drawing/2015/9/8/chartex" xmlns:cx2="http://schemas.microsoft.com/office/drawing/2015/10/21/chartex" xmlns:cx3="http://schemas.microsoft.com/office/drawing/2016/5/9/chartex" xmlns:cx4="http://schemas.microsoft.com/office/drawing/2016/5/10/chartex" xmlns:cx5="http://schemas.microsoft.com/office/drawing/2016/5/11/chartex" xmlns:cx6="http://schemas.microsoft.com/office/drawing/2016/5/12/chartex" xmlns:cx7="http://schemas.microsoft.com/office/drawing/2016/5/13/chartex" xmlns:cx8="http://schemas.microsoft.com/office/drawing/2016/5/14/chartex" xmlns:mc="http://schemas.openxmlformats.org/markup-compatibility/2006" xmlns:m="http://schemas.openxmlformats.org/officeDocument/2006/math" xmlns:aink="http://schemas.microsoft.com/office/drawing/2016/ink" xmlns:am3d="http://schemas.microsoft.com/office/drawing/2017/model3d" xmlns:oel="http://schemas.microsoft.com/office/2019/extlst" xmlns:r="http://schemas.openxmlformats.org/officeDocument/2006/relationships" xmlns:wp14="http://schemas.microsoft.com/office/word/2010/wordprocessingDrawing" xmlns:wp="http://schemas.openxmlformats.org/drawingml/2006/wordprocessingDrawing" xmlns:wpg="http://schemas.microsoft.com/office/word/2010/wordprocessingGroup" xmlns:wpi="http://schemas.microsoft.com/office/word/2010/wordprocessingInk" xmlns:wps="http://schemas.microsoft.com/office/word/2010/wordprocessingShape" xmlns:o="urn:schemas-microsoft-com:office:office" xmlns:v="urn:schemas-microsoft-com:vml" xmlns:w10="urn:schemas-microsoft-com:office:word" xmlns:w="http://schemas.openxmlformats.org/wordprocessingml/2006/main" xmlns:w14="http://schemas.microsoft.com/office/word/2010/wordml" xmlns:w15="http://schemas.microsoft.com/office/word/2012/wordml" xmlns:w16cex="http://schemas.microsoft.com/office/word/2018/wordml/cex" xmlns:w16cid="http://schemas.microsoft.com/office/word/2016/wordml/cid" xmlns:w16="http://schemas.microsoft.com/office/word/2018/wordml" xmlns:w16sdtdh="http://schemas.microsoft.com/office/word/2020/wordml/sdtdatahash" xmlns:w16sdtfl="http://schemas.microsoft.com/office/word/2024/wordml/sdtformatlock" xmlns:w16se="http://schemas.microsoft.com/office/word/2015/wordml/symex" xmlns:w16du="http://schemas.microsoft.com/office/word/2023/wordml/word16du" xmlns:wne="http://schemas.microsoft.com/office/word/2006/wordml" mc:Ignorable="w14 w15 w16se w16cid w16 w16cex w16sdtdh w16sdtfl w16du wp14">
   <w:body>
+    <w:p>
+      <w:pPr>
+        <w:rPr>
+          <w:rFonts w:ascii="Arial" w:hAnsi="Arial" w:cs="Arial"/>
+          <w:sz w:val="22"/>
+          <w:lang w:val="pt-BR"/>
+        </w:rPr>
+      </w:pPr>
+    </w:p>
+    <w:p>
+      <w:pPr>
+        <w:jc w:val="center"/>
+        <w:rPr>
+          <w:rFonts w:ascii="Arial" w:hAnsi="Arial" w:cs="Arial"/>
+          <w:b/>
+          <w:bCs/>
+          <w:color w:val="EE0000"/>
+          <w:sz w:val="48"/>
+          <w:szCs w:val="48"/>
+          <w:lang w:val="pt-BR"/>
+        </w:rPr>
+      </w:pPr>
+      <w:r>
+        <w:rPr>
+          <w:rFonts w:ascii="Arial" w:hAnsi="Arial" w:cs="Arial"/>
+          <w:b/>
+          <w:bCs/>
+          <w:color w:val="EE0000"/>
+          <w:sz w:val="48"/>
+          <w:szCs w:val="48"/>
+          <w:lang w:val="pt-BR"/>
+        </w:rPr>
+        <w:t>ATENÇÃO: EMENTA DESATUALIZADA</w:t>
+      </w:r>
+    </w:p>
     <w:p>
       <w:pPr>
         <w:rPr>
@@ -1115,6 +1150,7 @@
           <w:sz w:val="22"/>
           <w:lang w:val="pt-BR"/>
         </w:rPr>
+        <w:lastRenderedPageBreak/>
         <w:t>Chatbots</w:t>
       </w:r>
       <w:proofErr w:type="spellEnd"/>
@@ -2213,6 +2249,7 @@
           <w:sz w:val="22"/>
           <w:lang w:val="pt-BR"/>
         </w:rPr>
+        <w:lastRenderedPageBreak/>
         <w:t>____________________________________________________________________________</w:t>
       </w:r>
       <w:r>
@@ -2400,7 +2437,6 @@
           <w:sz w:val="22"/>
           <w:lang w:val="pt-BR"/>
         </w:rPr>
-        <w:lastRenderedPageBreak/>
         <w:t>_____________________________________________________________________________</w:t>
       </w:r>
     </w:p>
@@ -3754,6 +3790,7 @@
           <w:sz w:val="22"/>
           <w:lang w:val="pt-BR"/>
         </w:rPr>
+        <w:lastRenderedPageBreak/>
         <w:t>STEIN, Ernesto</w:t>
       </w:r>
       <w:r>
@@ -4014,25 +4051,54 @@
           <w:sz w:val="22"/>
           <w:lang w:val="pt-BR"/>
         </w:rPr>
-        <w:t>SEMINÁRIO ELEIÇÕES [</w:t>
-      </w:r>
-      <w:r>
-        <w:rPr>
-          <w:rFonts w:ascii="Arial" w:hAnsi="Arial" w:cs="Arial"/>
-          <w:b/>
-          <w:sz w:val="22"/>
-          <w:lang w:val="pt-BR"/>
-        </w:rPr>
-        <w:t>A</w:t>
-      </w:r>
-      <w:r>
-        <w:rPr>
-          <w:rFonts w:ascii="Arial" w:hAnsi="Arial" w:cs="Arial"/>
-          <w:b/>
-          <w:sz w:val="22"/>
-          <w:lang w:val="pt-BR"/>
-        </w:rPr>
-        <w:t xml:space="preserve"> DEFINIR]</w:t>
+        <w:t>SEMINÁRIO ELEIÇÕES</w:t>
+      </w:r>
+      <w:r>
+        <w:rPr>
+          <w:rFonts w:ascii="Arial" w:hAnsi="Arial" w:cs="Arial"/>
+          <w:b/>
+          <w:sz w:val="22"/>
+          <w:lang w:val="pt-BR"/>
+        </w:rPr>
+        <w:br/>
+      </w:r>
+      <w:r>
+        <w:rPr>
+          <w:rFonts w:ascii="Arial" w:hAnsi="Arial" w:cs="Arial"/>
+          <w:b/>
+          <w:i/>
+          <w:iCs/>
+          <w:sz w:val="22"/>
+          <w:lang w:val="pt-BR"/>
+        </w:rPr>
+        <w:t>ANDRÉ JÁCOMO</w:t>
+      </w:r>
+      <w:r>
+        <w:rPr>
+          <w:rFonts w:ascii="Arial" w:hAnsi="Arial" w:cs="Arial"/>
+          <w:b/>
+          <w:sz w:val="22"/>
+          <w:lang w:val="pt-BR"/>
+        </w:rPr>
+        <w:t xml:space="preserve"> (DIRETOR DE PESQUISA NA NEXUS</w:t>
+      </w:r>
+      <w:r>
+        <w:rPr>
+          <w:rFonts w:ascii="Arial" w:hAnsi="Arial" w:cs="Arial"/>
+          <w:b/>
+          <w:sz w:val="22"/>
+          <w:lang w:val="pt-BR"/>
+        </w:rPr>
+        <w:t>.</w:t>
+      </w:r>
+      <w:r>
+        <w:rPr>
+          <w:rFonts w:ascii="Arial" w:hAnsi="Arial" w:cs="Arial"/>
+          <w:b/>
+          <w:sz w:val="22"/>
+          <w:lang w:val="pt-BR"/>
+        </w:rPr>
+        <w:t>)</w:t>
       </w:r>
     </w:p>
     <w:p>
@@ -6147,18 +6213,7 @@
           <w:sz w:val="22"/>
           <w:lang w:val="pt-BR"/>
         </w:rPr>
-        <w:t xml:space="preserve"> Habitação, Emprego, Gestão Pública e </w:t>
-      </w:r>
-      <w:r>
-        <w:rPr>
-          <w:rFonts w:ascii="Arial" w:hAnsi="Arial" w:cs="Arial"/>
-          <w:b/>
-          <w:bCs/>
-          <w:iCs/>
-          <w:sz w:val="22"/>
-          <w:lang w:val="pt-BR"/>
-        </w:rPr>
-        <w:t>Educação</w:t>
+        <w:t xml:space="preserve"> Habitação, Emprego, Gestão Pública e Educação</w:t>
       </w:r>
       <w:r>
         <w:rPr>
